--- a/paper/Submission_Roadmap.docx
+++ b/paper/Submission_Roadmap.docx
@@ -725,13 +725,78 @@
         <w:pStyle w:val="FirstParagraph"/>
       </w:pPr>
       <w:r>
-        <w:t xml:space="preserve">Open ImmunoInformatics’ guide for authors in a browser:</w:t>
-      </w:r>
-      <w:r>
-        <w:t xml:space="preserve"> </w:t>
-      </w:r>
-      <w:r>
-        <w:t xml:space="preserve">https://www.elsevier.com/journals/immunoinformatics/2667-1190/guide-for-authors</w:t>
+        <w:rPr>
+          <w:b/>
+          <w:bCs/>
+        </w:rPr>
+        <w:t xml:space="preserve">Decide the venue first.</w:t>
+      </w:r>
+      <w:r>
+        <w:t xml:space="preserve"> </w:t>
+      </w:r>
+      <w:r>
+        <w:rPr>
+          <w:rStyle w:val="VerbatimChar"/>
+        </w:rPr>
+        <w:t xml:space="preserve">paper/venue-plan.md</w:t>
+      </w:r>
+      <w:r>
+        <w:t xml:space="preserve"> </w:t>
+      </w:r>
+      <w:r>
+        <w:t xml:space="preserve">lays out the routes that cost</w:t>
+      </w:r>
+      <w:r>
+        <w:t xml:space="preserve"> </w:t>
+      </w:r>
+      <w:r>
+        <w:t xml:space="preserve">nothing, and recommends</w:t>
+      </w:r>
+      <w:r>
+        <w:t xml:space="preserve"> </w:t>
+      </w:r>
+      <w:r>
+        <w:rPr>
+          <w:b/>
+          <w:bCs/>
+        </w:rPr>
+        <w:t xml:space="preserve">Immunogenetics</w:t>
+      </w:r>
+      <w:r>
+        <w:t xml:space="preserve"> </w:t>
+      </w:r>
+      <w:r>
+        <w:t xml:space="preserve">(Springer) as the first submission:</w:t>
+      </w:r>
+      <w:r>
+        <w:t xml:space="preserve"> </w:t>
+      </w:r>
+      <w:r>
+        <w:t xml:space="preserve">free if you decline open access, indexed in PubMed, and its scope covers immune</w:t>
+      </w:r>
+      <w:r>
+        <w:t xml:space="preserve"> </w:t>
+      </w:r>
+      <w:r>
+        <w:t xml:space="preserve">receptor genetics, which is what the paper’s central finding is about.</w:t>
+      </w:r>
+      <w:r>
+        <w:t xml:space="preserve"> </w:t>
+      </w:r>
+      <w:r>
+        <w:t xml:space="preserve">ImmunoInformatics remains the best community fit but is fully open access at USD</w:t>
+      </w:r>
+      <w:r>
+        <w:t xml:space="preserve"> </w:t>
+      </w:r>
+      <w:r>
+        <w:t xml:space="preserve">1,900 and is not in PubMed, so it is a deliberate paid choice rather than the</w:t>
+      </w:r>
+      <w:r>
+        <w:t xml:space="preserve"> </w:t>
+      </w:r>
+      <w:r>
+        <w:t xml:space="preserve">default.</w:t>
       </w:r>
     </w:p>
     <w:p>
@@ -739,13 +804,7 @@
         <w:pStyle w:val="BodyText"/>
       </w:pPr>
       <w:r>
-        <w:t xml:space="preserve">That page blocks automated access, so four things are unresolved. Find and copy</w:t>
-      </w:r>
-      <w:r>
-        <w:t xml:space="preserve"> </w:t>
-      </w:r>
-      <w:r>
-        <w:t xml:space="preserve">these sections:</w:t>
+        <w:t xml:space="preserve">Whichever you pick, open its guide for authors in a browser and find these:</w:t>
       </w:r>
     </w:p>
     <w:p>
@@ -757,13 +816,35 @@
         </w:numPr>
       </w:pPr>
       <w:r>
-        <w:t xml:space="preserve">Abstract word limit — ours is 264. If the cap is 250, cut the TCRdist</w:t>
-      </w:r>
-      <w:r>
-        <w:t xml:space="preserve"> </w:t>
-      </w:r>
-      <w:r>
-        <w:t xml:space="preserve">parenthetical.</w:t>
+        <w:t xml:space="preserve">Current publishing model, and whether any page or colour-figure charges apply</w:t>
+      </w:r>
+      <w:r>
+        <w:t xml:space="preserve"> </w:t>
+      </w:r>
+      <w:r>
+        <w:t xml:space="preserve">even without open access.</w:t>
+      </w:r>
+      <w:r>
+        <w:t xml:space="preserve"> </w:t>
+      </w:r>
+      <w:r>
+        <w:rPr>
+          <w:b/>
+          <w:bCs/>
+        </w:rPr>
+        <w:t xml:space="preserve">Models flip</w:t>
+      </w:r>
+      <w:r>
+        <w:t xml:space="preserve"> </w:t>
+      </w:r>
+      <w:r>
+        <w:t xml:space="preserve">— two journals I had listed as free</w:t>
+      </w:r>
+      <w:r>
+        <w:t xml:space="preserve"> </w:t>
+      </w:r>
+      <w:r>
+        <w:t xml:space="preserve">are no longer free.</w:t>
       </w:r>
     </w:p>
     <w:p>
@@ -775,22 +856,13 @@
         </w:numPr>
       </w:pPr>
       <w:r>
-        <w:t xml:space="preserve">Whether structured-abstract headings are fixed. Ours end with</w:t>
-      </w:r>
-      <w:r>
-        <w:t xml:space="preserve"> </w:t>
-      </w:r>
-      <w:r>
-        <w:t xml:space="preserve">“Validation”</w:t>
-      </w:r>
-      <w:r>
-        <w:t xml:space="preserve">,</w:t>
-      </w:r>
-      <w:r>
-        <w:t xml:space="preserve"> </w:t>
-      </w:r>
-      <w:r>
-        <w:t xml:space="preserve">which is non-standard.</w:t>
+        <w:t xml:space="preserve">Abstract word limit. Ours is 264 words. If the cap is 250, cut the TCRdist</w:t>
+      </w:r>
+      <w:r>
+        <w:t xml:space="preserve"> </w:t>
+      </w:r>
+      <w:r>
+        <w:t xml:space="preserve">parenthetical.</w:t>
       </w:r>
     </w:p>
     <w:p>
@@ -802,7 +874,22 @@
         </w:numPr>
       </w:pPr>
       <w:r>
-        <w:t xml:space="preserve">Whether Highlights are required, and their character limit. Five are ready.</w:t>
+        <w:t xml:space="preserve">Whether structured-abstract headings are fixed. Ours end with</w:t>
+      </w:r>
+      <w:r>
+        <w:t xml:space="preserve"> </w:t>
+      </w:r>
+      <w:r>
+        <w:t xml:space="preserve">“Validation”</w:t>
+      </w:r>
+      <w:r>
+        <w:t xml:space="preserve">,</w:t>
+      </w:r>
+      <w:r>
+        <w:t xml:space="preserve"> </w:t>
+      </w:r>
+      <w:r>
+        <w:t xml:space="preserve">which is non-standard.</w:t>
       </w:r>
     </w:p>
     <w:p>
@@ -814,6 +901,18 @@
         </w:numPr>
       </w:pPr>
       <w:r>
+        <w:t xml:space="preserve">Whether Highlights are required, and their character limit. Five are ready.</w:t>
+      </w:r>
+    </w:p>
+    <w:p>
+      <w:pPr>
+        <w:pStyle w:val="Compact"/>
+        <w:numPr>
+          <w:ilvl w:val="0"/>
+          <w:numId w:val="1003"/>
+        </w:numPr>
+      </w:pPr>
+      <w:r>
         <w:t xml:space="preserve">Reference style, and whether figure captions belong in the manuscript or a</w:t>
       </w:r>
       <w:r>
@@ -825,27 +924,25 @@
     </w:p>
     <w:p>
       <w:pPr>
+        <w:pStyle w:val="Compact"/>
+        <w:numPr>
+          <w:ilvl w:val="0"/>
+          <w:numId w:val="1003"/>
+        </w:numPr>
+      </w:pPr>
+      <w:r>
+        <w:t xml:space="preserve">Their generative-AI policy. Your declaration is already in the manuscript</w:t>
+      </w:r>
+      <w:r>
+        <w:t xml:space="preserve"> </w:t>
+      </w:r>
+      <w:r>
+        <w:t xml:space="preserve">before the references; read how they frame it so you are not surprised later.</w:t>
+      </w:r>
+    </w:p>
+    <w:p>
+      <w:pPr>
         <w:pStyle w:val="FirstParagraph"/>
-      </w:pPr>
-      <w:r>
-        <w:t xml:space="preserve">Also read their generative-AI policy. Your declaration is already in the</w:t>
-      </w:r>
-      <w:r>
-        <w:t xml:space="preserve"> </w:t>
-      </w:r>
-      <w:r>
-        <w:t xml:space="preserve">manuscript before the references. Read how they frame it so you are not surprised</w:t>
-      </w:r>
-      <w:r>
-        <w:t xml:space="preserve"> </w:t>
-      </w:r>
-      <w:r>
-        <w:t xml:space="preserve">later.</w:t>
-      </w:r>
-    </w:p>
-    <w:p>
-      <w:pPr>
-        <w:pStyle w:val="BodyText"/>
       </w:pPr>
       <w:r>
         <w:t xml:space="preserve">Paste those sections to the assistant; the files get conformed in one pass.</w:t>
@@ -866,13 +963,13 @@
         <w:t xml:space="preserve"> </w:t>
       </w:r>
       <w:r>
-        <w:t xml:space="preserve">the abstract is within their limit, headings match their format,</w:t>
-      </w:r>
-      <w:r>
-        <w:t xml:space="preserve"> </w:t>
-      </w:r>
-      <w:r>
-        <w:t xml:space="preserve">and the highlights file is saved as .docx.</w:t>
+        <w:t xml:space="preserve">the venue is chosen, the abstract is within its limit, headings</w:t>
+      </w:r>
+      <w:r>
+        <w:t xml:space="preserve"> </w:t>
+      </w:r>
+      <w:r>
+        <w:t xml:space="preserve">match its format, and the highlights file is saved as .docx.</w:t>
       </w:r>
     </w:p>
     <w:p>
@@ -1870,6 +1967,42 @@
         </w:rPr>
         <w:t xml:space="preserve">Next venue, in my order of preference:</w:t>
       </w:r>
+      <w:r>
+        <w:t xml:space="preserve"> </w:t>
+      </w:r>
+      <w:r>
+        <w:t xml:space="preserve">see</w:t>
+      </w:r>
+      <w:r>
+        <w:t xml:space="preserve"> </w:t>
+      </w:r>
+      <w:r>
+        <w:rPr>
+          <w:rStyle w:val="VerbatimChar"/>
+        </w:rPr>
+        <w:t xml:space="preserve">paper/venue-plan.md</w:t>
+      </w:r>
+      <w:r>
+        <w:t xml:space="preserve">, which plans</w:t>
+      </w:r>
+      <w:r>
+        <w:t xml:space="preserve"> </w:t>
+      </w:r>
+      <w:r>
+        <w:t xml:space="preserve">the route that costs nothing and corrects two journals I had wrongly listed as</w:t>
+      </w:r>
+      <w:r>
+        <w:t xml:space="preserve"> </w:t>
+      </w:r>
+      <w:r>
+        <w:t xml:space="preserve">free — Bioinformatics and Briefings in Bioinformatics both flipped to fully open</w:t>
+      </w:r>
+      <w:r>
+        <w:t xml:space="preserve"> </w:t>
+      </w:r>
+      <w:r>
+        <w:t xml:space="preserve">access, in 2023 and 2024 respectively. In short:</w:t>
+      </w:r>
     </w:p>
     <w:p>
       <w:pPr>
@@ -1884,34 +2017,25 @@
           <w:b/>
           <w:bCs/>
         </w:rPr>
-        <w:t xml:space="preserve">Frontiers in Immunology</w:t>
-      </w:r>
-      <w:r>
-        <w:t xml:space="preserve">, Systems Immunology or Methods section. Reaches</w:t>
-      </w:r>
-      <w:r>
-        <w:t xml:space="preserve"> </w:t>
-      </w:r>
-      <w:r>
-        <w:t xml:space="preserve">many more readers and is PubMed-indexed, but the APC is CHF 3,150 — roughly</w:t>
-      </w:r>
-      <w:r>
-        <w:t xml:space="preserve"> </w:t>
-      </w:r>
-      <w:r>
-        <w:t xml:space="preserve">twice ImmunoInformatics — and their fee-support program does not cover US</w:t>
-      </w:r>
-      <w:r>
-        <w:t xml:space="preserve"> </w:t>
-      </w:r>
-      <w:r>
-        <w:t xml:space="preserve">authors. Reframe the cover letter to lead with the immunology: the batch-effect</w:t>
-      </w:r>
-      <w:r>
-        <w:t xml:space="preserve"> </w:t>
-      </w:r>
-      <w:r>
-        <w:t xml:space="preserve">finding and the germline-versus-junctional decomposition.</w:t>
+        <w:t xml:space="preserve">Immunogenetics</w:t>
+      </w:r>
+      <w:r>
+        <w:t xml:space="preserve"> </w:t>
+      </w:r>
+      <w:r>
+        <w:t xml:space="preserve">(Springer) — free if you decline open access, PubMed-indexed,</w:t>
+      </w:r>
+      <w:r>
+        <w:t xml:space="preserve"> </w:t>
+      </w:r>
+      <w:r>
+        <w:t xml:space="preserve">and its scope covers immune receptor genetics, which is what your central</w:t>
+      </w:r>
+      <w:r>
+        <w:t xml:space="preserve"> </w:t>
+      </w:r>
+      <w:r>
+        <w:t xml:space="preserve">finding is about. This is where I would go first.</w:t>
       </w:r>
     </w:p>
     <w:p>
@@ -1927,31 +2051,35 @@
           <w:b/>
           <w:bCs/>
         </w:rPr>
-        <w:t xml:space="preserve">A zero-cost hybrid</w:t>
-      </w:r>
-      <w:r>
-        <w:t xml:space="preserve"> </w:t>
-      </w:r>
-      <w:r>
-        <w:t xml:space="preserve">such as Briefings in Bioinformatics or Bioinformatics,</w:t>
-      </w:r>
-      <w:r>
-        <w:t xml:space="preserve"> </w:t>
-      </w:r>
-      <w:r>
-        <w:t xml:space="preserve">declining the open-access option so there is no charge. Both are</w:t>
-      </w:r>
-      <w:r>
-        <w:t xml:space="preserve"> </w:t>
-      </w:r>
-      <w:r>
-        <w:t xml:space="preserve">PubMed-indexed. The accepted version sits behind a paywall while your preprint</w:t>
-      </w:r>
-      <w:r>
-        <w:t xml:space="preserve"> </w:t>
-      </w:r>
-      <w:r>
-        <w:t xml:space="preserve">stays free. Confirm current pricing before relying on this.</w:t>
+        <w:t xml:space="preserve">Computers in Biology and Medicine</w:t>
+      </w:r>
+      <w:r>
+        <w:t xml:space="preserve"> </w:t>
+      </w:r>
+      <w:r>
+        <w:t xml:space="preserve">or</w:t>
+      </w:r>
+      <w:r>
+        <w:t xml:space="preserve"> </w:t>
+      </w:r>
+      <w:r>
+        <w:rPr>
+          <w:b/>
+          <w:bCs/>
+        </w:rPr>
+        <w:t xml:space="preserve">Molecular Immunology</w:t>
+      </w:r>
+      <w:r>
+        <w:t xml:space="preserve"> </w:t>
+      </w:r>
+      <w:r>
+        <w:t xml:space="preserve">(Elsevier) —</w:t>
+      </w:r>
+      <w:r>
+        <w:t xml:space="preserve"> </w:t>
+      </w:r>
+      <w:r>
+        <w:t xml:space="preserve">also free without the OA option, also PubMed-indexed.</w:t>
       </w:r>
     </w:p>
     <w:p>
@@ -1967,19 +2095,53 @@
           <w:b/>
           <w:bCs/>
         </w:rPr>
-        <w:t xml:space="preserve">PeerJ or BMC Bioinformatics.</w:t>
-      </w:r>
-      <w:r>
-        <w:t xml:space="preserve"> </w:t>
-      </w:r>
-      <w:r>
-        <w:t xml:space="preserve">These judge soundness rather than novelty,</w:t>
-      </w:r>
-      <w:r>
-        <w:t xml:space="preserve"> </w:t>
-      </w:r>
-      <w:r>
-        <w:t xml:space="preserve">which suits this paper. Emphasize the control architecture.</w:t>
+        <w:t xml:space="preserve">PCI Mathematical and Computational Biology</w:t>
+      </w:r>
+      <w:r>
+        <w:t xml:space="preserve"> </w:t>
+      </w:r>
+      <w:r>
+        <w:t xml:space="preserve">→ Peer Community Journal — free,</w:t>
+      </w:r>
+      <w:r>
+        <w:t xml:space="preserve"> </w:t>
+      </w:r>
+      <w:r>
+        <w:t xml:space="preserve">rigorous, publishes the reviews alongside the paper, and requires the open code</w:t>
+      </w:r>
+      <w:r>
+        <w:t xml:space="preserve"> </w:t>
+      </w:r>
+      <w:r>
+        <w:t xml:space="preserve">you already have. Weak PubMed presence is the tradeoff.</w:t>
+      </w:r>
+    </w:p>
+    <w:p>
+      <w:pPr>
+        <w:pStyle w:val="Compact"/>
+        <w:numPr>
+          <w:ilvl w:val="0"/>
+          <w:numId w:val="1005"/>
+        </w:numPr>
+      </w:pPr>
+      <w:r>
+        <w:rPr>
+          <w:b/>
+          <w:bCs/>
+        </w:rPr>
+        <w:t xml:space="preserve">Frontiers in Immunology</w:t>
+      </w:r>
+      <w:r>
+        <w:t xml:space="preserve"> </w:t>
+      </w:r>
+      <w:r>
+        <w:t xml:space="preserve">— widest readership, CHF 3,150, no fee support for</w:t>
+      </w:r>
+      <w:r>
+        <w:t xml:space="preserve"> </w:t>
+      </w:r>
+      <w:r>
+        <w:t xml:space="preserve">US authors.</w:t>
       </w:r>
     </w:p>
     <w:p>
@@ -2026,19 +2188,58 @@
           <w:b/>
           <w:bCs/>
         </w:rPr>
-        <w:t xml:space="preserve">Pay the APC.</w:t>
-      </w:r>
-      <w:r>
-        <w:t xml:space="preserve"> </w:t>
-      </w:r>
-      <w:r>
-        <w:t xml:space="preserve">ImmunoInformatics is USD 1,900. DOAJ lists a waiver policy;</w:t>
-      </w:r>
-      <w:r>
-        <w:t xml:space="preserve"> </w:t>
-      </w:r>
-      <w:r>
-        <w:t xml:space="preserve">as unaffiliated authors with no funding, ask about it explicitly before paying.</w:t>
+        <w:t xml:space="preserve">Settle any charges.</w:t>
+      </w:r>
+      <w:r>
+        <w:t xml:space="preserve"> </w:t>
+      </w:r>
+      <w:r>
+        <w:t xml:space="preserve">If you followed</w:t>
+      </w:r>
+      <w:r>
+        <w:t xml:space="preserve"> </w:t>
+      </w:r>
+      <w:r>
+        <w:rPr>
+          <w:rStyle w:val="VerbatimChar"/>
+        </w:rPr>
+        <w:t xml:space="preserve">paper/venue-plan.md</w:t>
+      </w:r>
+      <w:r>
+        <w:t xml:space="preserve"> </w:t>
+      </w:r>
+      <w:r>
+        <w:t xml:space="preserve">and submitted to</w:t>
+      </w:r>
+      <w:r>
+        <w:t xml:space="preserve"> </w:t>
+      </w:r>
+      <w:r>
+        <w:t xml:space="preserve">a hybrid or subscription journal while declining open access, there is nothing</w:t>
+      </w:r>
+      <w:r>
+        <w:t xml:space="preserve"> </w:t>
+      </w:r>
+      <w:r>
+        <w:t xml:space="preserve">to pay — decline the OA offer when it appears at acceptance, and check the</w:t>
+      </w:r>
+      <w:r>
+        <w:t xml:space="preserve"> </w:t>
+      </w:r>
+      <w:r>
+        <w:t xml:space="preserve">acceptance letter for page or colour-figure charges. If you chose</w:t>
+      </w:r>
+      <w:r>
+        <w:t xml:space="preserve"> </w:t>
+      </w:r>
+      <w:r>
+        <w:t xml:space="preserve">ImmunoInformatics, the APC is USD 1,900; ask about a waiver explicitly, since</w:t>
+      </w:r>
+      <w:r>
+        <w:t xml:space="preserve"> </w:t>
+      </w:r>
+      <w:r>
+        <w:t xml:space="preserve">you are unaffiliated and unfunded.</w:t>
       </w:r>
     </w:p>
     <w:p>
